--- a/BI Course work datasets and descriptions.docx
+++ b/BI Course work datasets and descriptions.docx
@@ -79,6 +79,66 @@
     </w:p>
     <w:p>
       <w:pPr>
+        <w:pStyle w:val="ListParagraph"/>
+        <w:numPr>
+          <w:ilvl w:val="0"/>
+          <w:numId w:val="3"/>
+        </w:numPr>
+      </w:pPr>
+      <w:r>
+        <w:t>15 columns in data set</w:t>
+      </w:r>
+    </w:p>
+    <w:p>
+      <w:pPr>
+        <w:pStyle w:val="ListParagraph"/>
+        <w:numPr>
+          <w:ilvl w:val="0"/>
+          <w:numId w:val="3"/>
+        </w:numPr>
+      </w:pPr>
+      <w:r>
+        <w:t>Data collected recently in 2024</w:t>
+      </w:r>
+    </w:p>
+    <w:p>
+      <w:pPr>
+        <w:pStyle w:val="ListParagraph"/>
+        <w:numPr>
+          <w:ilvl w:val="0"/>
+          <w:numId w:val="3"/>
+        </w:numPr>
+      </w:pPr>
+      <w:r>
+        <w:t>Assuming that mood, productivity, stress and sleep quality are all rated with 10 being highest rating.</w:t>
+      </w:r>
+    </w:p>
+    <w:p>
+      <w:pPr>
+        <w:pStyle w:val="ListParagraph"/>
+        <w:numPr>
+          <w:ilvl w:val="0"/>
+          <w:numId w:val="3"/>
+        </w:numPr>
+      </w:pPr>
+      <w:r>
+        <w:t>Some people IDs could appear more than once for comparison analysis of there multiple row entries</w:t>
+      </w:r>
+    </w:p>
+    <w:p>
+      <w:pPr>
+        <w:pStyle w:val="ListParagraph"/>
+        <w:numPr>
+          <w:ilvl w:val="0"/>
+          <w:numId w:val="3"/>
+        </w:numPr>
+      </w:pPr>
+      <w:r>
+        <w:t>Data looks clean with no missing or invalid data</w:t>
+      </w:r>
+    </w:p>
+    <w:p>
+      <w:pPr>
         <w:rPr>
           <w:b/>
           <w:bCs/>
@@ -109,15 +169,7 @@
         </w:numPr>
       </w:pPr>
       <w:r>
-        <w:t xml:space="preserve">see affect that coffee </w:t>
-      </w:r>
-      <w:proofErr w:type="gramStart"/>
-      <w:r>
-        <w:t>has to</w:t>
-      </w:r>
-      <w:proofErr w:type="gramEnd"/>
-      <w:r>
-        <w:t xml:space="preserve"> sleep or other factors</w:t>
+        <w:t>see affect that coffee has to sleep or other factors</w:t>
       </w:r>
     </w:p>
     <w:p>
@@ -129,7 +181,10 @@
         </w:numPr>
       </w:pPr>
       <w:r>
-        <w:t>Try to improve sleep patterns</w:t>
+        <w:t>Use data to suggest how</w:t>
+      </w:r>
+      <w:r>
+        <w:t xml:space="preserve"> to improve sleep patterns</w:t>
       </w:r>
     </w:p>
     <w:p>
@@ -142,6 +197,54 @@
       </w:pPr>
       <w:r>
         <w:t>See what impacts sleep positive or negatively</w:t>
+      </w:r>
+    </w:p>
+    <w:p>
+      <w:pPr>
+        <w:pStyle w:val="ListParagraph"/>
+        <w:numPr>
+          <w:ilvl w:val="0"/>
+          <w:numId w:val="1"/>
+        </w:numPr>
+      </w:pPr>
+      <w:r>
+        <w:t>How sleep can affect productivity (co-pilot)</w:t>
+      </w:r>
+    </w:p>
+    <w:p>
+      <w:pPr>
+        <w:pStyle w:val="ListParagraph"/>
+        <w:numPr>
+          <w:ilvl w:val="0"/>
+          <w:numId w:val="1"/>
+        </w:numPr>
+      </w:pPr>
+      <w:r>
+        <w:t>Mood and stress corelation (co-pilot)</w:t>
+      </w:r>
+    </w:p>
+    <w:p>
+      <w:pPr>
+        <w:pStyle w:val="ListParagraph"/>
+        <w:numPr>
+          <w:ilvl w:val="0"/>
+          <w:numId w:val="1"/>
+        </w:numPr>
+      </w:pPr>
+      <w:r>
+        <w:t>Age correlation with Sleep</w:t>
+      </w:r>
+    </w:p>
+    <w:p>
+      <w:pPr>
+        <w:pStyle w:val="ListParagraph"/>
+        <w:numPr>
+          <w:ilvl w:val="0"/>
+          <w:numId w:val="1"/>
+        </w:numPr>
+      </w:pPr>
+      <w:r>
+        <w:t>Correlation with screen time and sleep</w:t>
       </w:r>
     </w:p>
     <w:p/>
@@ -235,15 +338,7 @@
         </w:numPr>
       </w:pPr>
       <w:r>
-        <w:t xml:space="preserve">4600 records </w:t>
-      </w:r>
-      <w:proofErr w:type="spellStart"/>
-      <w:r>
-        <w:t>aprox</w:t>
-      </w:r>
-      <w:proofErr w:type="spellEnd"/>
-      <w:r>
-        <w:t>.</w:t>
+        <w:t>4600 records aprox.</w:t>
       </w:r>
     </w:p>
     <w:p/>
@@ -259,6 +354,7 @@
           <w:b/>
           <w:bCs/>
         </w:rPr>
+        <w:lastRenderedPageBreak/>
         <w:t>Ideas of how to utilize the data:</w:t>
       </w:r>
     </w:p>
@@ -271,16 +367,7 @@
         </w:numPr>
       </w:pPr>
       <w:r>
-        <w:t>S</w:t>
-      </w:r>
-      <w:r>
-        <w:t>ee wh</w:t>
-      </w:r>
-      <w:r>
-        <w:t>ich</w:t>
-      </w:r>
-      <w:r>
-        <w:t xml:space="preserve"> music is currently trending</w:t>
+        <w:t>See which music is currently trending</w:t>
       </w:r>
     </w:p>
     <w:p>
@@ -292,16 +379,7 @@
         </w:numPr>
       </w:pPr>
       <w:r>
-        <w:t>S</w:t>
-      </w:r>
-      <w:r>
-        <w:t>ee popular genre</w:t>
-      </w:r>
-      <w:r>
-        <w:t>s</w:t>
-      </w:r>
-      <w:r>
-        <w:t xml:space="preserve"> of music</w:t>
+        <w:t>See popular genres of music</w:t>
       </w:r>
     </w:p>
     <w:p>
@@ -313,18 +391,7 @@
         </w:numPr>
       </w:pPr>
       <w:r>
-        <w:t xml:space="preserve">The results of the data analysis could be used by an events promoter </w:t>
-      </w:r>
-      <w:proofErr w:type="gramStart"/>
-      <w:r>
-        <w:t xml:space="preserve">for </w:t>
-      </w:r>
-      <w:r>
-        <w:t xml:space="preserve"> festival</w:t>
-      </w:r>
-      <w:proofErr w:type="gramEnd"/>
-      <w:r>
-        <w:t>/gig</w:t>
+        <w:t>The results of the data analysis could be used by an events promoter for  festival/gig</w:t>
       </w:r>
     </w:p>
     <w:p>

--- a/BI Course work datasets and descriptions.docx
+++ b/BI Course work datasets and descriptions.docx
@@ -122,7 +122,15 @@
         </w:numPr>
       </w:pPr>
       <w:r>
-        <w:t>Some people IDs could appear more than once for comparison analysis of there multiple row entries</w:t>
+        <w:t xml:space="preserve">Some people IDs could appear more than once for comparison analysis of </w:t>
+      </w:r>
+      <w:proofErr w:type="spellStart"/>
+      <w:r>
+        <w:t>there</w:t>
+      </w:r>
+      <w:proofErr w:type="spellEnd"/>
+      <w:r>
+        <w:t xml:space="preserve"> multiple row entries</w:t>
       </w:r>
     </w:p>
     <w:p>
@@ -169,7 +177,15 @@
         </w:numPr>
       </w:pPr>
       <w:r>
-        <w:t>see affect that coffee has to sleep or other factors</w:t>
+        <w:t xml:space="preserve">see affect that coffee </w:t>
+      </w:r>
+      <w:proofErr w:type="gramStart"/>
+      <w:r>
+        <w:t>has to</w:t>
+      </w:r>
+      <w:proofErr w:type="gramEnd"/>
+      <w:r>
+        <w:t xml:space="preserve"> sleep or other factors</w:t>
       </w:r>
     </w:p>
     <w:p>
@@ -314,8 +330,35 @@
         </w:numPr>
       </w:pPr>
       <w:r>
+        <w:t>Lists track, artist and album name</w:t>
+      </w:r>
+    </w:p>
+    <w:p>
+      <w:pPr>
+        <w:pStyle w:val="ListParagraph"/>
+        <w:numPr>
+          <w:ilvl w:val="0"/>
+          <w:numId w:val="2"/>
+        </w:numPr>
+      </w:pPr>
+      <w:r>
+        <w:t>Doesn’t show the country</w:t>
+      </w:r>
+    </w:p>
+    <w:p>
+      <w:pPr>
+        <w:pStyle w:val="ListParagraph"/>
+        <w:numPr>
+          <w:ilvl w:val="0"/>
+          <w:numId w:val="2"/>
+        </w:numPr>
+      </w:pPr>
+      <w:r>
         <w:t>Its recent within one year</w:t>
       </w:r>
+      <w:r>
+        <w:t xml:space="preserve"> (2024)</w:t>
+      </w:r>
     </w:p>
     <w:p>
       <w:pPr>
@@ -328,6 +371,9 @@
       <w:r>
         <w:t>Shows other streaming platforms</w:t>
       </w:r>
+      <w:r>
+        <w:t xml:space="preserve"> and volumes</w:t>
+      </w:r>
     </w:p>
     <w:p>
       <w:pPr>
@@ -338,8 +384,72 @@
         </w:numPr>
       </w:pPr>
       <w:r>
-        <w:t>4600 records aprox.</w:t>
-      </w:r>
+        <w:t>460</w:t>
+      </w:r>
+      <w:r>
+        <w:t>1</w:t>
+      </w:r>
+      <w:r>
+        <w:t xml:space="preserve"> records</w:t>
+      </w:r>
+      <w:r>
+        <w:t>/rows</w:t>
+      </w:r>
+    </w:p>
+    <w:p>
+      <w:pPr>
+        <w:pStyle w:val="ListParagraph"/>
+        <w:numPr>
+          <w:ilvl w:val="0"/>
+          <w:numId w:val="2"/>
+        </w:numPr>
+      </w:pPr>
+      <w:r>
+        <w:lastRenderedPageBreak/>
+        <w:t xml:space="preserve">29 columns – so that of detailed </w:t>
+      </w:r>
+      <w:proofErr w:type="spellStart"/>
+      <w:r>
+        <w:t>infomation</w:t>
+      </w:r>
+      <w:proofErr w:type="spellEnd"/>
+    </w:p>
+    <w:p>
+      <w:pPr>
+        <w:pStyle w:val="ListParagraph"/>
+        <w:numPr>
+          <w:ilvl w:val="0"/>
+          <w:numId w:val="2"/>
+        </w:numPr>
+      </w:pPr>
+      <w:r>
+        <w:t>Some columns are missing data but that’s ok as the user will have blank values in those columns as it may not apply to them. Could make those less useful for insights</w:t>
+      </w:r>
+    </w:p>
+    <w:p>
+      <w:pPr>
+        <w:pStyle w:val="ListParagraph"/>
+        <w:numPr>
+          <w:ilvl w:val="0"/>
+          <w:numId w:val="2"/>
+        </w:numPr>
+      </w:pPr>
+      <w:r>
+        <w:t xml:space="preserve">Could link in other </w:t>
+      </w:r>
+      <w:proofErr w:type="spellStart"/>
+      <w:r>
+        <w:t>spotfy</w:t>
+      </w:r>
+      <w:proofErr w:type="spellEnd"/>
+      <w:r>
+        <w:t xml:space="preserve"> data sets that have country and location details</w:t>
+      </w:r>
+    </w:p>
+    <w:p>
+      <w:pPr>
+        <w:pStyle w:val="ListParagraph"/>
+      </w:pPr>
     </w:p>
     <w:p/>
     <w:p>
@@ -354,7 +464,6 @@
           <w:b/>
           <w:bCs/>
         </w:rPr>
-        <w:lastRenderedPageBreak/>
         <w:t>Ideas of how to utilize the data:</w:t>
       </w:r>
     </w:p>
@@ -389,9 +498,47 @@
           <w:ilvl w:val="0"/>
           <w:numId w:val="2"/>
         </w:numPr>
-      </w:pPr>
-      <w:r>
-        <w:t>The results of the data analysis could be used by an events promoter for  festival/gig</w:t>
+        <w:rPr>
+          <w:highlight w:val="yellow"/>
+        </w:rPr>
+      </w:pPr>
+      <w:r>
+        <w:rPr>
+          <w:highlight w:val="yellow"/>
+        </w:rPr>
+        <w:t xml:space="preserve">The results of the data analysis could be used by an events promoter </w:t>
+      </w:r>
+      <w:proofErr w:type="gramStart"/>
+      <w:r>
+        <w:rPr>
+          <w:highlight w:val="yellow"/>
+        </w:rPr>
+        <w:t>for  festival</w:t>
+      </w:r>
+      <w:proofErr w:type="gramEnd"/>
+      <w:r>
+        <w:rPr>
+          <w:highlight w:val="yellow"/>
+        </w:rPr>
+        <w:t>/gig</w:t>
+      </w:r>
+      <w:r>
+        <w:rPr>
+          <w:highlight w:val="yellow"/>
+        </w:rPr>
+        <w:t xml:space="preserve"> </w:t>
+      </w:r>
+      <w:r>
+        <w:rPr>
+          <w:highlight w:val="yellow"/>
+        </w:rPr>
+        <w:t xml:space="preserve">in </w:t>
+      </w:r>
+      <w:r>
+        <w:rPr>
+          <w:highlight w:val="yellow"/>
+        </w:rPr>
+        <w:t xml:space="preserve">Northern Ireland – may not be able to afford fee’s of </w:t>
       </w:r>
     </w:p>
     <w:p>
@@ -405,6 +552,110 @@
       <w:r>
         <w:t>Used to get an advantage in music market by seeing what genres and artists are popular</w:t>
       </w:r>
+    </w:p>
+    <w:p>
+      <w:pPr>
+        <w:pStyle w:val="ListParagraph"/>
+        <w:numPr>
+          <w:ilvl w:val="0"/>
+          <w:numId w:val="2"/>
+        </w:numPr>
+      </w:pPr>
+      <w:r>
+        <w:t xml:space="preserve">Market Advantage: Music industry professionals can use the insights from the dataset to gain an advantage in the market by identifying popular artists and genres5. This can inform marketing strategies and investment </w:t>
+      </w:r>
+      <w:proofErr w:type="gramStart"/>
+      <w:r>
+        <w:t>decisions.</w:t>
+      </w:r>
+      <w:r>
+        <w:t>-</w:t>
+      </w:r>
+      <w:proofErr w:type="gramEnd"/>
+      <w:r>
+        <w:t xml:space="preserve"> COPILOT</w:t>
+      </w:r>
+    </w:p>
+    <w:p>
+      <w:pPr>
+        <w:pStyle w:val="ListParagraph"/>
+        <w:numPr>
+          <w:ilvl w:val="0"/>
+          <w:numId w:val="2"/>
+        </w:numPr>
+      </w:pPr>
+      <w:r>
+        <w:t>Event Promotion: Event promoters can use the data to plan festivals and gigs by selecting artists and genres that are currently trending4. This can help in attracting larger audiences and ensuring the success of events.</w:t>
+      </w:r>
+      <w:r>
+        <w:t xml:space="preserve"> - COPILOT</w:t>
+      </w:r>
+    </w:p>
+    <w:p>
+      <w:pPr>
+        <w:pStyle w:val="ListParagraph"/>
+        <w:numPr>
+          <w:ilvl w:val="0"/>
+          <w:numId w:val="2"/>
+        </w:numPr>
+      </w:pPr>
+      <w:r>
+        <w:t>Popular Genres: The dataset can be used to determine which genres of music were most popular2. This information can be valuable for music producers, record labels, and artists looking to cater to current tastes.</w:t>
+      </w:r>
+      <w:r>
+        <w:t xml:space="preserve"> - COPILOT</w:t>
+      </w:r>
+    </w:p>
+    <w:p>
+      <w:pPr>
+        <w:pStyle w:val="ListParagraph"/>
+        <w:numPr>
+          <w:ilvl w:val="0"/>
+          <w:numId w:val="2"/>
+        </w:numPr>
+      </w:pPr>
+      <w:r>
+        <w:t xml:space="preserve">Trending Music: By </w:t>
+      </w:r>
+      <w:proofErr w:type="spellStart"/>
+      <w:r>
+        <w:t>analyzing</w:t>
+      </w:r>
+      <w:proofErr w:type="spellEnd"/>
+      <w:r>
+        <w:t xml:space="preserve"> the ranking and number of streams, you can identify which songs and artists were most popular in 20241. This can help in understanding current music trends and listener preferences.</w:t>
+      </w:r>
+      <w:r>
+        <w:t xml:space="preserve"> </w:t>
+      </w:r>
+      <w:r>
+        <w:t>–</w:t>
+      </w:r>
+      <w:r>
+        <w:t xml:space="preserve"> COPILOT</w:t>
+      </w:r>
+    </w:p>
+    <w:p>
+      <w:r>
+        <w:t>To do:</w:t>
+      </w:r>
+    </w:p>
+    <w:p>
+      <w:pPr>
+        <w:pStyle w:val="ListParagraph"/>
+        <w:numPr>
+          <w:ilvl w:val="0"/>
+          <w:numId w:val="5"/>
+        </w:numPr>
+      </w:pPr>
+      <w:r>
+        <w:t>Check if scholar has any articles on event promotions and Spotify data analytics to check if it has been covered before.</w:t>
+      </w:r>
+    </w:p>
+    <w:p>
+      <w:pPr>
+        <w:pStyle w:val="ListParagraph"/>
+      </w:pPr>
     </w:p>
     <w:p/>
     <w:p/>
@@ -535,6 +786,119 @@
     </w:lvl>
   </w:abstractNum>
   <w:abstractNum w:abstractNumId="1" w15:restartNumberingAfterBreak="0">
+    <w:nsid w:val="2B272F42"/>
+    <w:multiLevelType w:val="hybridMultilevel"/>
+    <w:tmpl w:val="6F0C98B6"/>
+    <w:lvl w:ilvl="0" w:tplc="08090001">
+      <w:start w:val="1"/>
+      <w:numFmt w:val="bullet"/>
+      <w:lvlText w:val=""/>
+      <w:lvlJc w:val="left"/>
+      <w:pPr>
+        <w:ind w:left="720" w:hanging="360"/>
+      </w:pPr>
+      <w:rPr>
+        <w:rFonts w:ascii="Symbol" w:hAnsi="Symbol" w:hint="default"/>
+      </w:rPr>
+    </w:lvl>
+    <w:lvl w:ilvl="1" w:tplc="08090003" w:tentative="1">
+      <w:start w:val="1"/>
+      <w:numFmt w:val="bullet"/>
+      <w:lvlText w:val="o"/>
+      <w:lvlJc w:val="left"/>
+      <w:pPr>
+        <w:ind w:left="1440" w:hanging="360"/>
+      </w:pPr>
+      <w:rPr>
+        <w:rFonts w:ascii="Courier New" w:hAnsi="Courier New" w:cs="Courier New" w:hint="default"/>
+      </w:rPr>
+    </w:lvl>
+    <w:lvl w:ilvl="2" w:tplc="08090005" w:tentative="1">
+      <w:start w:val="1"/>
+      <w:numFmt w:val="bullet"/>
+      <w:lvlText w:val=""/>
+      <w:lvlJc w:val="left"/>
+      <w:pPr>
+        <w:ind w:left="2160" w:hanging="360"/>
+      </w:pPr>
+      <w:rPr>
+        <w:rFonts w:ascii="Wingdings" w:hAnsi="Wingdings" w:hint="default"/>
+      </w:rPr>
+    </w:lvl>
+    <w:lvl w:ilvl="3" w:tplc="08090001" w:tentative="1">
+      <w:start w:val="1"/>
+      <w:numFmt w:val="bullet"/>
+      <w:lvlText w:val=""/>
+      <w:lvlJc w:val="left"/>
+      <w:pPr>
+        <w:ind w:left="2880" w:hanging="360"/>
+      </w:pPr>
+      <w:rPr>
+        <w:rFonts w:ascii="Symbol" w:hAnsi="Symbol" w:hint="default"/>
+      </w:rPr>
+    </w:lvl>
+    <w:lvl w:ilvl="4" w:tplc="08090003" w:tentative="1">
+      <w:start w:val="1"/>
+      <w:numFmt w:val="bullet"/>
+      <w:lvlText w:val="o"/>
+      <w:lvlJc w:val="left"/>
+      <w:pPr>
+        <w:ind w:left="3600" w:hanging="360"/>
+      </w:pPr>
+      <w:rPr>
+        <w:rFonts w:ascii="Courier New" w:hAnsi="Courier New" w:cs="Courier New" w:hint="default"/>
+      </w:rPr>
+    </w:lvl>
+    <w:lvl w:ilvl="5" w:tplc="08090005" w:tentative="1">
+      <w:start w:val="1"/>
+      <w:numFmt w:val="bullet"/>
+      <w:lvlText w:val=""/>
+      <w:lvlJc w:val="left"/>
+      <w:pPr>
+        <w:ind w:left="4320" w:hanging="360"/>
+      </w:pPr>
+      <w:rPr>
+        <w:rFonts w:ascii="Wingdings" w:hAnsi="Wingdings" w:hint="default"/>
+      </w:rPr>
+    </w:lvl>
+    <w:lvl w:ilvl="6" w:tplc="08090001" w:tentative="1">
+      <w:start w:val="1"/>
+      <w:numFmt w:val="bullet"/>
+      <w:lvlText w:val=""/>
+      <w:lvlJc w:val="left"/>
+      <w:pPr>
+        <w:ind w:left="5040" w:hanging="360"/>
+      </w:pPr>
+      <w:rPr>
+        <w:rFonts w:ascii="Symbol" w:hAnsi="Symbol" w:hint="default"/>
+      </w:rPr>
+    </w:lvl>
+    <w:lvl w:ilvl="7" w:tplc="08090003" w:tentative="1">
+      <w:start w:val="1"/>
+      <w:numFmt w:val="bullet"/>
+      <w:lvlText w:val="o"/>
+      <w:lvlJc w:val="left"/>
+      <w:pPr>
+        <w:ind w:left="5760" w:hanging="360"/>
+      </w:pPr>
+      <w:rPr>
+        <w:rFonts w:ascii="Courier New" w:hAnsi="Courier New" w:cs="Courier New" w:hint="default"/>
+      </w:rPr>
+    </w:lvl>
+    <w:lvl w:ilvl="8" w:tplc="08090005" w:tentative="1">
+      <w:start w:val="1"/>
+      <w:numFmt w:val="bullet"/>
+      <w:lvlText w:val=""/>
+      <w:lvlJc w:val="left"/>
+      <w:pPr>
+        <w:ind w:left="6480" w:hanging="360"/>
+      </w:pPr>
+      <w:rPr>
+        <w:rFonts w:ascii="Wingdings" w:hAnsi="Wingdings" w:hint="default"/>
+      </w:rPr>
+    </w:lvl>
+  </w:abstractNum>
+  <w:abstractNum w:abstractNumId="2" w15:restartNumberingAfterBreak="0">
     <w:nsid w:val="31E3052B"/>
     <w:multiLevelType w:val="hybridMultilevel"/>
     <w:tmpl w:val="E5CC5B20"/>
@@ -647,7 +1011,7 @@
       </w:rPr>
     </w:lvl>
   </w:abstractNum>
-  <w:abstractNum w:abstractNumId="2" w15:restartNumberingAfterBreak="0">
+  <w:abstractNum w:abstractNumId="3" w15:restartNumberingAfterBreak="0">
     <w:nsid w:val="3B057E69"/>
     <w:multiLevelType w:val="hybridMultilevel"/>
     <w:tmpl w:val="2EA873C8"/>
@@ -760,7 +1124,7 @@
       </w:rPr>
     </w:lvl>
   </w:abstractNum>
-  <w:abstractNum w:abstractNumId="3" w15:restartNumberingAfterBreak="0">
+  <w:abstractNum w:abstractNumId="4" w15:restartNumberingAfterBreak="0">
     <w:nsid w:val="5EBE6346"/>
     <w:multiLevelType w:val="hybridMultilevel"/>
     <w:tmpl w:val="E6025D3C"/>
@@ -854,13 +1218,16 @@
     <w:abstractNumId w:val="0"/>
   </w:num>
   <w:num w:numId="2" w16cid:durableId="649794495">
+    <w:abstractNumId w:val="3"/>
+  </w:num>
+  <w:num w:numId="3" w16cid:durableId="1409423772">
     <w:abstractNumId w:val="2"/>
   </w:num>
-  <w:num w:numId="3" w16cid:durableId="1409423772">
+  <w:num w:numId="4" w16cid:durableId="236598211">
+    <w:abstractNumId w:val="4"/>
+  </w:num>
+  <w:num w:numId="5" w16cid:durableId="24408746">
     <w:abstractNumId w:val="1"/>
-  </w:num>
-  <w:num w:numId="4" w16cid:durableId="236598211">
-    <w:abstractNumId w:val="3"/>
   </w:num>
 </w:numbering>
 </file>
